--- a/Coding 1 - year/Unit 6 - Debugging and Documentation/Daily Lesson Plans/Word/Day 128.docx
+++ b/Coding 1 - year/Unit 6 - Debugging and Documentation/Daily Lesson Plans/Word/Day 128.docx
@@ -50,12 +50,15 @@
               </w:rPr>
               <w:t xml:space="preserve">Coding I — Full Year</w:t>
             </w:r>
-          </w:p>
-          <w:p>
-            <w:pPr>
-              <w:spacing w:before="40"/>
-              <w:jc w:val="center"/>
-            </w:pPr>
+            <w:r>
+              <w:rPr>
+                <w:rFonts w:ascii="Arial" w:cs="Arial" w:eastAsia="Arial" w:hAnsi="Arial"/>
+                <w:sz w:val="16"/>
+                <w:szCs w:val="16"/>
+              </w:rPr>
+              <w:br/>
+              <w:t xml:space="preserve"/>
+            </w:r>
             <w:r>
               <w:rPr>
                 <w:rFonts w:ascii="Arial" w:cs="Arial" w:eastAsia="Arial" w:hAnsi="Arial"/>
@@ -83,7 +86,7 @@
           <w:rFonts w:ascii="Arial" w:cs="Arial" w:eastAsia="Arial" w:hAnsi="Arial"/>
           <w:b/>
           <w:bCs/>
-          <w:color w:val="1F3864"/>
+          <w:color w:val="2B5797"/>
           <w:sz w:val="32"/>
           <w:szCs w:val="32"/>
         </w:rPr>
@@ -261,9 +264,9 @@
               <w:right w:val="single" w:color="CCCCCC" w:sz="1"/>
             </w:tcBorders>
             <w:tcMar>
-              <w:top w:type="dxa" w:w="60"/>
+              <w:top w:type="dxa" w:w="80"/>
               <w:left w:type="dxa" w:w="120"/>
-              <w:bottom w:type="dxa" w:w="60"/>
+              <w:bottom w:type="dxa" w:w="80"/>
               <w:right w:type="dxa" w:w="120"/>
             </w:tcMar>
           </w:tcPr>
@@ -290,20 +293,213 @@
               <w:right w:val="single" w:color="CCCCCC" w:sz="1"/>
             </w:tcBorders>
             <w:tcMar>
-              <w:top w:type="dxa" w:w="60"/>
+              <w:top w:type="dxa" w:w="80"/>
               <w:left w:type="dxa" w:w="120"/>
-              <w:bottom w:type="dxa" w:w="60"/>
+              <w:bottom w:type="dxa" w:w="80"/>
               <w:right w:type="dxa" w:w="120"/>
             </w:tcMar>
           </w:tcPr>
           <w:p>
-            <w:r>
-              <w:rPr>
-                <w:rFonts w:ascii="Arial" w:cs="Arial" w:eastAsia="Arial" w:hAnsi="Arial"/>
-                <w:sz w:val="20"/>
-                <w:szCs w:val="20"/>
+            <w:pPr>
+              <w:spacing w:after="80" w:before="80"/>
+            </w:pPr>
+            <w:r>
+              <w:rPr>
+                <w:rFonts w:ascii="Arial" w:cs="Arial" w:eastAsia="Arial" w:hAnsi="Arial"/>
+                <w:b/>
+                <w:bCs/>
+                <w:i w:val="false"/>
+                <w:iCs w:val="false"/>
+                <w:color w:val="000000"/>
+                <w:sz w:val="22"/>
+                <w:szCs w:val="22"/>
               </w:rPr>
               <w:t xml:space="preserve">Bell Ringer / Review</w:t>
+            </w:r>
+            <w:r>
+              <w:rPr>
+                <w:rFonts w:ascii="Arial" w:cs="Arial" w:eastAsia="Arial" w:hAnsi="Arial"/>
+                <w:sz w:val="20"/>
+                <w:szCs w:val="20"/>
+              </w:rPr>
+              <w:br/>
+              <w:t xml:space="preserve"/>
+            </w:r>
+            <w:r>
+              <w:rPr>
+                <w:rFonts w:ascii="Arial" w:cs="Arial" w:eastAsia="Arial" w:hAnsi="Arial"/>
+                <w:sz w:val="20"/>
+                <w:szCs w:val="20"/>
+              </w:rPr>
+              <w:br/>
+              <w:t xml:space="preserve"/>
+            </w:r>
+            <w:r>
+              <w:rPr>
+                <w:rFonts w:ascii="Arial" w:cs="Arial" w:eastAsia="Arial" w:hAnsi="Arial"/>
+                <w:b/>
+                <w:bCs/>
+                <w:i w:val="false"/>
+                <w:iCs w:val="false"/>
+                <w:color w:val="000000"/>
+                <w:sz w:val="20"/>
+                <w:szCs w:val="20"/>
+              </w:rPr>
+              <w:t xml:space="preserve">Quick Write </w:t>
+            </w:r>
+            <w:r>
+              <w:rPr>
+                <w:rFonts w:ascii="Arial" w:cs="Arial" w:eastAsia="Arial" w:hAnsi="Arial"/>
+                <w:b w:val="false"/>
+                <w:bCs w:val="false"/>
+                <w:i w:val="false"/>
+                <w:iCs w:val="false"/>
+                <w:color w:val="000000"/>
+                <w:sz w:val="20"/>
+                <w:szCs w:val="20"/>
+              </w:rPr>
+              <w:t xml:space="preserve">(3 min — written or verbal):</w:t>
+            </w:r>
+            <w:r>
+              <w:rPr>
+                <w:rFonts w:ascii="Arial" w:cs="Arial" w:eastAsia="Arial" w:hAnsi="Arial"/>
+                <w:sz w:val="20"/>
+                <w:szCs w:val="20"/>
+              </w:rPr>
+              <w:br/>
+              <w:t xml:space="preserve"/>
+            </w:r>
+            <w:r>
+              <w:rPr>
+                <w:rFonts w:ascii="Arial" w:cs="Arial" w:eastAsia="Arial" w:hAnsi="Arial"/>
+                <w:b w:val="false"/>
+                <w:bCs w:val="false"/>
+                <w:i w:val="false"/>
+                <w:iCs w:val="false"/>
+                <w:color w:val="000000"/>
+                <w:sz w:val="20"/>
+                <w:szCs w:val="20"/>
+              </w:rPr>
+              <w:t xml:space="preserve">    Can you identify and fix off-by-one errors and infinite loops?</w:t>
+            </w:r>
+            <w:r>
+              <w:rPr>
+                <w:rFonts w:ascii="Arial" w:cs="Arial" w:eastAsia="Arial" w:hAnsi="Arial"/>
+                <w:sz w:val="20"/>
+                <w:szCs w:val="20"/>
+              </w:rPr>
+              <w:br/>
+              <w:t xml:space="preserve"/>
+            </w:r>
+            <w:r>
+              <w:rPr>
+                <w:rFonts w:ascii="Arial" w:cs="Arial" w:eastAsia="Arial" w:hAnsi="Arial"/>
+                <w:sz w:val="20"/>
+                <w:szCs w:val="20"/>
+              </w:rPr>
+              <w:br/>
+              <w:t xml:space="preserve"/>
+            </w:r>
+            <w:r>
+              <w:rPr>
+                <w:rFonts w:ascii="Arial" w:cs="Arial" w:eastAsia="Arial" w:hAnsi="Arial"/>
+                <w:b/>
+                <w:bCs/>
+                <w:i w:val="false"/>
+                <w:iCs w:val="false"/>
+                <w:color w:val="000000"/>
+                <w:sz w:val="20"/>
+                <w:szCs w:val="20"/>
+              </w:rPr>
+              <w:t xml:space="preserve">Vocabulary Preview — </w:t>
+            </w:r>
+            <w:r>
+              <w:rPr>
+                <w:rFonts w:ascii="Arial" w:cs="Arial" w:eastAsia="Arial" w:hAnsi="Arial"/>
+                <w:b w:val="false"/>
+                <w:bCs w:val="false"/>
+                <w:i w:val="false"/>
+                <w:iCs w:val="false"/>
+                <w:color w:val="000000"/>
+                <w:sz w:val="20"/>
+                <w:szCs w:val="20"/>
+              </w:rPr>
+              <w:t xml:space="preserve">terms we'll use today:</w:t>
+            </w:r>
+            <w:r>
+              <w:rPr>
+                <w:rFonts w:ascii="Arial" w:cs="Arial" w:eastAsia="Arial" w:hAnsi="Arial"/>
+                <w:sz w:val="20"/>
+                <w:szCs w:val="20"/>
+              </w:rPr>
+              <w:br/>
+              <w:t xml:space="preserve"/>
+            </w:r>
+            <w:r>
+              <w:rPr>
+                <w:rFonts w:ascii="Arial" w:cs="Arial" w:eastAsia="Arial" w:hAnsi="Arial"/>
+                <w:b w:val="false"/>
+                <w:bCs w:val="false"/>
+                <w:i w:val="false"/>
+                <w:iCs w:val="false"/>
+                <w:color w:val="000000"/>
+                <w:sz w:val="20"/>
+                <w:szCs w:val="20"/>
+              </w:rPr>
+              <w:t xml:space="preserve">    • Off-by-one errors   •   Infinite loops</w:t>
+            </w:r>
+            <w:r>
+              <w:rPr>
+                <w:rFonts w:ascii="Arial" w:cs="Arial" w:eastAsia="Arial" w:hAnsi="Arial"/>
+                <w:sz w:val="20"/>
+                <w:szCs w:val="20"/>
+              </w:rPr>
+              <w:br/>
+              <w:t xml:space="preserve"/>
+            </w:r>
+            <w:r>
+              <w:rPr>
+                <w:rFonts w:ascii="Arial" w:cs="Arial" w:eastAsia="Arial" w:hAnsi="Arial"/>
+                <w:sz w:val="20"/>
+                <w:szCs w:val="20"/>
+              </w:rPr>
+              <w:br/>
+              <w:t xml:space="preserve"/>
+            </w:r>
+            <w:r>
+              <w:rPr>
+                <w:rFonts w:ascii="Arial" w:cs="Arial" w:eastAsia="Arial" w:hAnsi="Arial"/>
+                <w:b w:val="false"/>
+                <w:bCs w:val="false"/>
+                <w:i/>
+                <w:iCs/>
+                <w:color w:val="444444"/>
+                <w:sz w:val="20"/>
+                <w:szCs w:val="20"/>
+              </w:rPr>
+              <w:t xml:space="preserve">Today's Goal: By the end of class you will be able to identify and fix off-by-one errors and infinite loops.</w:t>
+            </w:r>
+            <w:r>
+              <w:rPr>
+                <w:rFonts w:ascii="Arial" w:cs="Arial" w:eastAsia="Arial" w:hAnsi="Arial"/>
+                <w:sz w:val="20"/>
+                <w:szCs w:val="20"/>
+              </w:rPr>
+              <w:br/>
+              <w:t xml:space="preserve"/>
+            </w:r>
+            <w:r>
+              <w:rPr>
+                <w:rFonts w:ascii="Arial" w:cs="Arial" w:eastAsia="Arial" w:hAnsi="Arial"/>
+                <w:b w:val="false"/>
+                <w:bCs w:val="false"/>
+                <w:i/>
+                <w:iCs/>
+                <w:color w:val="555555"/>
+                <w:sz w:val="20"/>
+                <w:szCs w:val="20"/>
+              </w:rPr>
+              <w:t xml:space="preserve">→ Pair-share your response, then 2–3 students share with the class.</w:t>
             </w:r>
           </w:p>
         </w:tc>
@@ -319,9 +515,9 @@
               <w:right w:val="single" w:color="CCCCCC" w:sz="1"/>
             </w:tcBorders>
             <w:tcMar>
-              <w:top w:type="dxa" w:w="60"/>
+              <w:top w:type="dxa" w:w="80"/>
               <w:left w:type="dxa" w:w="120"/>
-              <w:bottom w:type="dxa" w:w="60"/>
+              <w:bottom w:type="dxa" w:w="80"/>
               <w:right w:type="dxa" w:w="120"/>
             </w:tcMar>
           </w:tcPr>
@@ -348,20 +544,358 @@
               <w:right w:val="single" w:color="CCCCCC" w:sz="1"/>
             </w:tcBorders>
             <w:tcMar>
-              <w:top w:type="dxa" w:w="60"/>
+              <w:top w:type="dxa" w:w="80"/>
               <w:left w:type="dxa" w:w="120"/>
-              <w:bottom w:type="dxa" w:w="60"/>
+              <w:bottom w:type="dxa" w:w="80"/>
               <w:right w:type="dxa" w:w="120"/>
             </w:tcMar>
           </w:tcPr>
           <w:p>
-            <w:r>
-              <w:rPr>
-                <w:rFonts w:ascii="Arial" w:cs="Arial" w:eastAsia="Arial" w:hAnsi="Arial"/>
-                <w:sz w:val="20"/>
-                <w:szCs w:val="20"/>
-              </w:rPr>
-              <w:t xml:space="preserve">Mini Lesson: Debugging Loops</w:t>
+            <w:pPr>
+              <w:spacing w:after="80" w:before="80"/>
+            </w:pPr>
+            <w:r>
+              <w:rPr>
+                <w:rFonts w:ascii="Arial" w:cs="Arial" w:eastAsia="Arial" w:hAnsi="Arial"/>
+                <w:b/>
+                <w:bCs/>
+                <w:i w:val="false"/>
+                <w:iCs w:val="false"/>
+                <w:color w:val="000000"/>
+                <w:sz w:val="22"/>
+                <w:szCs w:val="22"/>
+              </w:rPr>
+              <w:t xml:space="preserve">Mini Lesson: </w:t>
+            </w:r>
+            <w:r>
+              <w:rPr>
+                <w:rFonts w:ascii="Arial" w:cs="Arial" w:eastAsia="Arial" w:hAnsi="Arial"/>
+                <w:b w:val="false"/>
+                <w:bCs w:val="false"/>
+                <w:i w:val="false"/>
+                <w:iCs w:val="false"/>
+                <w:color w:val="000000"/>
+                <w:sz w:val="22"/>
+                <w:szCs w:val="22"/>
+              </w:rPr>
+              <w:t xml:space="preserve">Debugging Loops</w:t>
+            </w:r>
+            <w:r>
+              <w:rPr>
+                <w:rFonts w:ascii="Arial" w:cs="Arial" w:eastAsia="Arial" w:hAnsi="Arial"/>
+                <w:sz w:val="20"/>
+                <w:szCs w:val="20"/>
+              </w:rPr>
+              <w:br/>
+              <w:t xml:space="preserve"/>
+            </w:r>
+            <w:r>
+              <w:rPr>
+                <w:rFonts w:ascii="Arial" w:cs="Arial" w:eastAsia="Arial" w:hAnsi="Arial"/>
+                <w:sz w:val="20"/>
+                <w:szCs w:val="20"/>
+              </w:rPr>
+              <w:br/>
+              <w:t xml:space="preserve"/>
+            </w:r>
+            <w:r>
+              <w:rPr>
+                <w:rFonts w:ascii="Arial" w:cs="Arial" w:eastAsia="Arial" w:hAnsi="Arial"/>
+                <w:b/>
+                <w:bCs/>
+                <w:i/>
+                <w:iCs/>
+                <w:color w:val="000000"/>
+                <w:sz w:val="20"/>
+                <w:szCs w:val="20"/>
+              </w:rPr>
+              <w:t xml:space="preserve">Learning Target: </w:t>
+            </w:r>
+            <w:r>
+              <w:rPr>
+                <w:rFonts w:ascii="Arial" w:cs="Arial" w:eastAsia="Arial" w:hAnsi="Arial"/>
+                <w:b w:val="false"/>
+                <w:bCs w:val="false"/>
+                <w:i/>
+                <w:iCs/>
+                <w:color w:val="333333"/>
+                <w:sz w:val="20"/>
+                <w:szCs w:val="20"/>
+              </w:rPr>
+              <w:t xml:space="preserve">I can identify and fix off-by-one errors and infinite loops.</w:t>
+            </w:r>
+            <w:r>
+              <w:rPr>
+                <w:rFonts w:ascii="Arial" w:cs="Arial" w:eastAsia="Arial" w:hAnsi="Arial"/>
+                <w:sz w:val="20"/>
+                <w:szCs w:val="20"/>
+              </w:rPr>
+              <w:br/>
+              <w:t xml:space="preserve"/>
+            </w:r>
+            <w:r>
+              <w:rPr>
+                <w:rFonts w:ascii="Arial" w:cs="Arial" w:eastAsia="Arial" w:hAnsi="Arial"/>
+                <w:sz w:val="20"/>
+                <w:szCs w:val="20"/>
+              </w:rPr>
+              <w:br/>
+              <w:t xml:space="preserve"/>
+            </w:r>
+            <w:r>
+              <w:rPr>
+                <w:rFonts w:ascii="Arial" w:cs="Arial" w:eastAsia="Arial" w:hAnsi="Arial"/>
+                <w:b w:val="false"/>
+                <w:bCs w:val="false"/>
+                <w:i w:val="false"/>
+                <w:iCs w:val="false"/>
+                <w:color w:val="000000"/>
+                <w:sz w:val="20"/>
+                <w:szCs w:val="20"/>
+              </w:rPr>
+              <w:t xml:space="preserve">Loops are tricky to debug because they repeat code multiple times. Two common loop problems are:</w:t>
+            </w:r>
+            <w:r>
+              <w:rPr>
+                <w:rFonts w:ascii="Arial" w:cs="Arial" w:eastAsia="Arial" w:hAnsi="Arial"/>
+                <w:sz w:val="20"/>
+                <w:szCs w:val="20"/>
+              </w:rPr>
+              <w:br/>
+              <w:t xml:space="preserve"/>
+            </w:r>
+            <w:r>
+              <w:rPr>
+                <w:rFonts w:ascii="Arial" w:cs="Arial" w:eastAsia="Arial" w:hAnsi="Arial"/>
+                <w:b w:val="false"/>
+                <w:bCs w:val="false"/>
+                <w:i w:val="false"/>
+                <w:iCs w:val="false"/>
+                <w:color w:val="000000"/>
+                <w:sz w:val="20"/>
+                <w:szCs w:val="20"/>
+              </w:rPr>
+              <w:t xml:space="preserve">Off-by-one errors occur when your loop iterates one too many or one too few times. For example:</w:t>
+            </w:r>
+            <w:r>
+              <w:rPr>
+                <w:rFonts w:ascii="Arial" w:cs="Arial" w:eastAsia="Arial" w:hAnsi="Arial"/>
+                <w:sz w:val="20"/>
+                <w:szCs w:val="20"/>
+              </w:rPr>
+              <w:br/>
+              <w:t xml:space="preserve"/>
+            </w:r>
+            <w:r>
+              <w:rPr>
+                <w:rFonts w:ascii="Arial" w:cs="Arial" w:eastAsia="Arial" w:hAnsi="Arial"/>
+                <w:sz w:val="20"/>
+                <w:szCs w:val="20"/>
+              </w:rPr>
+              <w:br/>
+              <w:t xml:space="preserve"/>
+            </w:r>
+            <w:r>
+              <w:rPr>
+                <w:rFonts w:ascii="Arial" w:cs="Arial" w:eastAsia="Arial" w:hAnsi="Arial"/>
+                <w:b/>
+                <w:bCs/>
+                <w:i w:val="false"/>
+                <w:iCs w:val="false"/>
+                <w:color w:val="000000"/>
+                <w:sz w:val="20"/>
+                <w:szCs w:val="20"/>
+              </w:rPr>
+              <w:t xml:space="preserve">Key Concepts:</w:t>
+            </w:r>
+            <w:r>
+              <w:rPr>
+                <w:rFonts w:ascii="Arial" w:cs="Arial" w:eastAsia="Arial" w:hAnsi="Arial"/>
+                <w:sz w:val="20"/>
+                <w:szCs w:val="20"/>
+              </w:rPr>
+              <w:br/>
+              <w:t xml:space="preserve"/>
+            </w:r>
+            <w:r>
+              <w:rPr>
+                <w:rFonts w:ascii="Arial" w:cs="Arial" w:eastAsia="Arial" w:hAnsi="Arial"/>
+                <w:b w:val="false"/>
+                <w:bCs w:val="false"/>
+                <w:i w:val="false"/>
+                <w:iCs w:val="false"/>
+                <w:color w:val="000000"/>
+                <w:sz w:val="20"/>
+                <w:szCs w:val="20"/>
+              </w:rPr>
+              <w:t xml:space="preserve">    • range(0, 5) gives [0, 1, 2, 3, 4]—five items</w:t>
+            </w:r>
+            <w:r>
+              <w:rPr>
+                <w:rFonts w:ascii="Arial" w:cs="Arial" w:eastAsia="Arial" w:hAnsi="Arial"/>
+                <w:sz w:val="20"/>
+                <w:szCs w:val="20"/>
+              </w:rPr>
+              <w:br/>
+              <w:t xml:space="preserve"/>
+            </w:r>
+            <w:r>
+              <w:rPr>
+                <w:rFonts w:ascii="Arial" w:cs="Arial" w:eastAsia="Arial" w:hAnsi="Arial"/>
+                <w:b w:val="false"/>
+                <w:bCs w:val="false"/>
+                <w:i w:val="false"/>
+                <w:iCs w:val="false"/>
+                <w:color w:val="000000"/>
+                <w:sz w:val="20"/>
+                <w:szCs w:val="20"/>
+              </w:rPr>
+              <w:t xml:space="preserve">    • range(1, 5) gives [1, 2, 3, 4]—four items</w:t>
+            </w:r>
+            <w:r>
+              <w:rPr>
+                <w:rFonts w:ascii="Arial" w:cs="Arial" w:eastAsia="Arial" w:hAnsi="Arial"/>
+                <w:sz w:val="20"/>
+                <w:szCs w:val="20"/>
+              </w:rPr>
+              <w:br/>
+              <w:t xml:space="preserve"/>
+            </w:r>
+            <w:r>
+              <w:rPr>
+                <w:rFonts w:ascii="Arial" w:cs="Arial" w:eastAsia="Arial" w:hAnsi="Arial"/>
+                <w:b w:val="false"/>
+                <w:bCs w:val="false"/>
+                <w:i w:val="false"/>
+                <w:iCs w:val="false"/>
+                <w:color w:val="000000"/>
+                <w:sz w:val="20"/>
+                <w:szCs w:val="20"/>
+              </w:rPr>
+              <w:t xml:space="preserve">    • Off-by-one errors are especially common with list indexing and boundary conditions</w:t>
+            </w:r>
+            <w:r>
+              <w:rPr>
+                <w:rFonts w:ascii="Arial" w:cs="Arial" w:eastAsia="Arial" w:hAnsi="Arial"/>
+                <w:sz w:val="20"/>
+                <w:szCs w:val="20"/>
+              </w:rPr>
+              <w:br/>
+              <w:t xml:space="preserve"/>
+            </w:r>
+            <w:r>
+              <w:rPr>
+                <w:rFonts w:ascii="Arial" w:cs="Arial" w:eastAsia="Arial" w:hAnsi="Arial"/>
+                <w:sz w:val="20"/>
+                <w:szCs w:val="20"/>
+              </w:rPr>
+              <w:br/>
+              <w:t xml:space="preserve"/>
+            </w:r>
+            <w:r>
+              <w:rPr>
+                <w:rFonts w:ascii="Arial" w:cs="Arial" w:eastAsia="Arial" w:hAnsi="Arial"/>
+                <w:b/>
+                <w:bCs/>
+                <w:i w:val="false"/>
+                <w:iCs w:val="false"/>
+                <w:color w:val="000000"/>
+                <w:sz w:val="20"/>
+                <w:szCs w:val="20"/>
+              </w:rPr>
+              <w:t xml:space="preserve">Vocabulary: </w:t>
+            </w:r>
+            <w:r>
+              <w:rPr>
+                <w:rFonts w:ascii="Arial" w:cs="Arial" w:eastAsia="Arial" w:hAnsi="Arial"/>
+                <w:b w:val="false"/>
+                <w:bCs w:val="false"/>
+                <w:i w:val="false"/>
+                <w:iCs w:val="false"/>
+                <w:color w:val="000000"/>
+                <w:sz w:val="20"/>
+                <w:szCs w:val="20"/>
+              </w:rPr>
+              <w:t xml:space="preserve">Off-by-one errors, Infinite loops</w:t>
+            </w:r>
+            <w:r>
+              <w:rPr>
+                <w:rFonts w:ascii="Arial" w:cs="Arial" w:eastAsia="Arial" w:hAnsi="Arial"/>
+                <w:sz w:val="20"/>
+                <w:szCs w:val="20"/>
+              </w:rPr>
+              <w:br/>
+              <w:t xml:space="preserve"/>
+            </w:r>
+            <w:r>
+              <w:rPr>
+                <w:rFonts w:ascii="Arial" w:cs="Arial" w:eastAsia="Arial" w:hAnsi="Arial"/>
+                <w:sz w:val="20"/>
+                <w:szCs w:val="20"/>
+              </w:rPr>
+              <w:br/>
+              <w:t xml:space="preserve"/>
+            </w:r>
+            <w:r>
+              <w:rPr>
+                <w:rFonts w:ascii="Arial" w:cs="Arial" w:eastAsia="Arial" w:hAnsi="Arial"/>
+                <w:b/>
+                <w:bCs/>
+                <w:i/>
+                <w:iCs/>
+                <w:color w:val="555555"/>
+                <w:sz w:val="20"/>
+                <w:szCs w:val="20"/>
+              </w:rPr>
+              <w:t xml:space="preserve">→ Live Demo — </w:t>
+            </w:r>
+            <w:r>
+              <w:rPr>
+                <w:rFonts w:ascii="Arial" w:cs="Arial" w:eastAsia="Arial" w:hAnsi="Arial"/>
+                <w:b w:val="false"/>
+                <w:bCs w:val="false"/>
+                <w:i/>
+                <w:iCs/>
+                <w:color w:val="555555"/>
+                <w:sz w:val="20"/>
+                <w:szCs w:val="20"/>
+              </w:rPr>
+              <w:t xml:space="preserve">type examples as students follow along in their own editor.</w:t>
+            </w:r>
+            <w:r>
+              <w:rPr>
+                <w:rFonts w:ascii="Arial" w:cs="Arial" w:eastAsia="Arial" w:hAnsi="Arial"/>
+                <w:sz w:val="20"/>
+                <w:szCs w:val="20"/>
+              </w:rPr>
+              <w:br/>
+              <w:t xml:space="preserve"/>
+            </w:r>
+            <w:r>
+              <w:rPr>
+                <w:rFonts w:ascii="Arial" w:cs="Arial" w:eastAsia="Arial" w:hAnsi="Arial"/>
+                <w:b/>
+                <w:bCs/>
+                <w:i/>
+                <w:iCs/>
+                <w:color w:val="555555"/>
+                <w:sz w:val="20"/>
+                <w:szCs w:val="20"/>
+              </w:rPr>
+              <w:t xml:space="preserve">→ Check for Understanding: </w:t>
+            </w:r>
+            <w:r>
+              <w:rPr>
+                <w:rFonts w:ascii="Arial" w:cs="Arial" w:eastAsia="Arial" w:hAnsi="Arial"/>
+                <w:b w:val="false"/>
+                <w:bCs w:val="false"/>
+                <w:i/>
+                <w:iCs/>
+                <w:color w:val="555555"/>
+                <w:sz w:val="20"/>
+                <w:szCs w:val="20"/>
+              </w:rPr>
+              <w:t xml:space="preserve">pause and cold-call: “Can someone explain what we just did in their own words?”</w:t>
             </w:r>
           </w:p>
         </w:tc>
@@ -377,9 +911,9 @@
               <w:right w:val="single" w:color="CCCCCC" w:sz="1"/>
             </w:tcBorders>
             <w:tcMar>
-              <w:top w:type="dxa" w:w="60"/>
+              <w:top w:type="dxa" w:w="80"/>
               <w:left w:type="dxa" w:w="120"/>
-              <w:bottom w:type="dxa" w:w="60"/>
+              <w:bottom w:type="dxa" w:w="80"/>
               <w:right w:type="dxa" w:w="120"/>
             </w:tcMar>
           </w:tcPr>
@@ -406,20 +940,90 @@
               <w:right w:val="single" w:color="CCCCCC" w:sz="1"/>
             </w:tcBorders>
             <w:tcMar>
-              <w:top w:type="dxa" w:w="60"/>
+              <w:top w:type="dxa" w:w="80"/>
               <w:left w:type="dxa" w:w="120"/>
-              <w:bottom w:type="dxa" w:w="60"/>
+              <w:bottom w:type="dxa" w:w="80"/>
               <w:right w:type="dxa" w:w="120"/>
             </w:tcMar>
           </w:tcPr>
           <w:p>
-            <w:r>
-              <w:rPr>
-                <w:rFonts w:ascii="Arial" w:cs="Arial" w:eastAsia="Arial" w:hAnsi="Arial"/>
-                <w:sz w:val="20"/>
-                <w:szCs w:val="20"/>
+            <w:pPr>
+              <w:spacing w:after="80" w:before="80"/>
+            </w:pPr>
+            <w:r>
+              <w:rPr>
+                <w:rFonts w:ascii="Arial" w:cs="Arial" w:eastAsia="Arial" w:hAnsi="Arial"/>
+                <w:b/>
+                <w:bCs/>
+                <w:i w:val="false"/>
+                <w:iCs w:val="false"/>
+                <w:color w:val="000000"/>
+                <w:sz w:val="22"/>
+                <w:szCs w:val="22"/>
               </w:rPr>
               <w:t xml:space="preserve">Guided Practice</w:t>
+            </w:r>
+            <w:r>
+              <w:rPr>
+                <w:rFonts w:ascii="Arial" w:cs="Arial" w:eastAsia="Arial" w:hAnsi="Arial"/>
+                <w:sz w:val="20"/>
+                <w:szCs w:val="20"/>
+              </w:rPr>
+              <w:br/>
+              <w:t xml:space="preserve"/>
+            </w:r>
+            <w:r>
+              <w:rPr>
+                <w:rFonts w:ascii="Arial" w:cs="Arial" w:eastAsia="Arial" w:hAnsi="Arial"/>
+                <w:sz w:val="20"/>
+                <w:szCs w:val="20"/>
+              </w:rPr>
+              <w:br/>
+              <w:t xml:space="preserve"/>
+            </w:r>
+            <w:r>
+              <w:rPr>
+                <w:rFonts w:ascii="Arial" w:cs="Arial" w:eastAsia="Arial" w:hAnsi="Arial"/>
+                <w:b w:val="false"/>
+                <w:bCs w:val="false"/>
+                <w:i w:val="false"/>
+                <w:iCs w:val="false"/>
+                <w:color w:val="000000"/>
+                <w:sz w:val="20"/>
+                <w:szCs w:val="20"/>
+              </w:rPr>
+              <w:t xml:space="preserve">Find the off-by-one error:</w:t>
+            </w:r>
+            <w:r>
+              <w:rPr>
+                <w:rFonts w:ascii="Arial" w:cs="Arial" w:eastAsia="Arial" w:hAnsi="Arial"/>
+                <w:sz w:val="20"/>
+                <w:szCs w:val="20"/>
+              </w:rPr>
+              <w:br/>
+              <w:t xml:space="preserve"/>
+            </w:r>
+            <w:r>
+              <w:rPr>
+                <w:rFonts w:ascii="Arial" w:cs="Arial" w:eastAsia="Arial" w:hAnsi="Arial"/>
+                <w:sz w:val="20"/>
+                <w:szCs w:val="20"/>
+              </w:rPr>
+              <w:br/>
+              <w:t xml:space="preserve"/>
+            </w:r>
+            <w:r>
+              <w:rPr>
+                <w:rFonts w:ascii="Arial" w:cs="Arial" w:eastAsia="Arial" w:hAnsi="Arial"/>
+                <w:b w:val="false"/>
+                <w:bCs w:val="false"/>
+                <w:i/>
+                <w:iCs/>
+                <w:color w:val="555555"/>
+                <w:sz w:val="20"/>
+                <w:szCs w:val="20"/>
+              </w:rPr>
+              <w:t xml:space="preserve">→ Teacher models — students try alongside, then compare results.</w:t>
             </w:r>
           </w:p>
         </w:tc>
@@ -435,9 +1039,9 @@
               <w:right w:val="single" w:color="CCCCCC" w:sz="1"/>
             </w:tcBorders>
             <w:tcMar>
-              <w:top w:type="dxa" w:w="60"/>
+              <w:top w:type="dxa" w:w="80"/>
               <w:left w:type="dxa" w:w="120"/>
-              <w:bottom w:type="dxa" w:w="60"/>
+              <w:bottom w:type="dxa" w:w="80"/>
               <w:right w:type="dxa" w:w="120"/>
             </w:tcMar>
           </w:tcPr>
@@ -450,7 +1054,7 @@
                 <w:sz w:val="20"/>
                 <w:szCs w:val="20"/>
               </w:rPr>
-              <w:t xml:space="preserve">15-20 min</w:t>
+              <w:t xml:space="preserve">15–20 min</w:t>
             </w:r>
           </w:p>
         </w:tc>
@@ -464,20 +1068,164 @@
               <w:right w:val="single" w:color="CCCCCC" w:sz="1"/>
             </w:tcBorders>
             <w:tcMar>
-              <w:top w:type="dxa" w:w="60"/>
+              <w:top w:type="dxa" w:w="80"/>
               <w:left w:type="dxa" w:w="120"/>
-              <w:bottom w:type="dxa" w:w="60"/>
+              <w:bottom w:type="dxa" w:w="80"/>
               <w:right w:type="dxa" w:w="120"/>
             </w:tcMar>
           </w:tcPr>
           <w:p>
-            <w:r>
-              <w:rPr>
-                <w:rFonts w:ascii="Arial" w:cs="Arial" w:eastAsia="Arial" w:hAnsi="Arial"/>
-                <w:sz w:val="20"/>
-                <w:szCs w:val="20"/>
+            <w:pPr>
+              <w:spacing w:after="80" w:before="80"/>
+            </w:pPr>
+            <w:r>
+              <w:rPr>
+                <w:rFonts w:ascii="Arial" w:cs="Arial" w:eastAsia="Arial" w:hAnsi="Arial"/>
+                <w:b/>
+                <w:bCs/>
+                <w:i w:val="false"/>
+                <w:iCs w:val="false"/>
+                <w:color w:val="000000"/>
+                <w:sz w:val="22"/>
+                <w:szCs w:val="22"/>
               </w:rPr>
               <w:t xml:space="preserve">Independent Practice / Code Along</w:t>
+            </w:r>
+            <w:r>
+              <w:rPr>
+                <w:rFonts w:ascii="Arial" w:cs="Arial" w:eastAsia="Arial" w:hAnsi="Arial"/>
+                <w:sz w:val="20"/>
+                <w:szCs w:val="20"/>
+              </w:rPr>
+              <w:br/>
+              <w:t xml:space="preserve"/>
+            </w:r>
+            <w:r>
+              <w:rPr>
+                <w:rFonts w:ascii="Arial" w:cs="Arial" w:eastAsia="Arial" w:hAnsi="Arial"/>
+                <w:b/>
+                <w:bCs/>
+                <w:i w:val="false"/>
+                <w:iCs w:val="false"/>
+                <w:color w:val="000000"/>
+                <w:sz w:val="20"/>
+                <w:szCs w:val="20"/>
+              </w:rPr>
+              <w:t xml:space="preserve">    Beginner: </w:t>
+            </w:r>
+            <w:r>
+              <w:rPr>
+                <w:rFonts w:ascii="Arial" w:cs="Arial" w:eastAsia="Arial" w:hAnsi="Arial"/>
+                <w:b w:val="false"/>
+                <w:bCs w:val="false"/>
+                <w:i w:val="false"/>
+                <w:iCs w:val="false"/>
+                <w:color w:val="000000"/>
+                <w:sz w:val="20"/>
+                <w:szCs w:val="20"/>
+              </w:rPr>
+              <w:t xml:space="preserve">Fix this off-by-one error:</w:t>
+            </w:r>
+            <w:r>
+              <w:rPr>
+                <w:rFonts w:ascii="Arial" w:cs="Arial" w:eastAsia="Arial" w:hAnsi="Arial"/>
+                <w:sz w:val="20"/>
+                <w:szCs w:val="20"/>
+              </w:rPr>
+              <w:br/>
+              <w:t xml:space="preserve"/>
+            </w:r>
+            <w:r>
+              <w:rPr>
+                <w:rFonts w:ascii="Arial" w:cs="Arial" w:eastAsia="Arial" w:hAnsi="Arial"/>
+                <w:b/>
+                <w:bCs/>
+                <w:i w:val="false"/>
+                <w:iCs w:val="false"/>
+                <w:color w:val="000000"/>
+                <w:sz w:val="20"/>
+                <w:szCs w:val="20"/>
+              </w:rPr>
+              <w:t xml:space="preserve">    Intermediate: </w:t>
+            </w:r>
+            <w:r>
+              <w:rPr>
+                <w:rFonts w:ascii="Arial" w:cs="Arial" w:eastAsia="Arial" w:hAnsi="Arial"/>
+                <w:b w:val="false"/>
+                <w:bCs w:val="false"/>
+                <w:i w:val="false"/>
+                <w:iCs w:val="false"/>
+                <w:color w:val="000000"/>
+                <w:sz w:val="20"/>
+                <w:szCs w:val="20"/>
+              </w:rPr>
+              <w:t xml:space="preserve">Identify whether this has an infinite loop. If not, write a version that does:</w:t>
+            </w:r>
+            <w:r>
+              <w:rPr>
+                <w:rFonts w:ascii="Arial" w:cs="Arial" w:eastAsia="Arial" w:hAnsi="Arial"/>
+                <w:sz w:val="20"/>
+                <w:szCs w:val="20"/>
+              </w:rPr>
+              <w:br/>
+              <w:t xml:space="preserve"/>
+            </w:r>
+            <w:r>
+              <w:rPr>
+                <w:rFonts w:ascii="Arial" w:cs="Arial" w:eastAsia="Arial" w:hAnsi="Arial"/>
+                <w:b/>
+                <w:bCs/>
+                <w:i w:val="false"/>
+                <w:iCs w:val="false"/>
+                <w:color w:val="000000"/>
+                <w:sz w:val="20"/>
+                <w:szCs w:val="20"/>
+              </w:rPr>
+              <w:t xml:space="preserve">    Challenge: </w:t>
+            </w:r>
+            <w:r>
+              <w:rPr>
+                <w:rFonts w:ascii="Arial" w:cs="Arial" w:eastAsia="Arial" w:hAnsi="Arial"/>
+                <w:b w:val="false"/>
+                <w:bCs w:val="false"/>
+                <w:i w:val="false"/>
+                <w:iCs w:val="false"/>
+                <w:color w:val="000000"/>
+                <w:sz w:val="20"/>
+                <w:szCs w:val="20"/>
+              </w:rPr>
+              <w:t xml:space="preserve">Debug this program that should print only even numbers 2 through 20: ---</w:t>
+            </w:r>
+            <w:r>
+              <w:rPr>
+                <w:rFonts w:ascii="Arial" w:cs="Arial" w:eastAsia="Arial" w:hAnsi="Arial"/>
+                <w:sz w:val="20"/>
+                <w:szCs w:val="20"/>
+              </w:rPr>
+              <w:br/>
+              <w:t xml:space="preserve"/>
+            </w:r>
+            <w:r>
+              <w:rPr>
+                <w:rFonts w:ascii="Arial" w:cs="Arial" w:eastAsia="Arial" w:hAnsi="Arial"/>
+                <w:sz w:val="20"/>
+                <w:szCs w:val="20"/>
+              </w:rPr>
+              <w:br/>
+              <w:t xml:space="preserve"/>
+            </w:r>
+            <w:r>
+              <w:rPr>
+                <w:rFonts w:ascii="Arial" w:cs="Arial" w:eastAsia="Arial" w:hAnsi="Arial"/>
+                <w:b w:val="false"/>
+                <w:bCs w:val="false"/>
+                <w:i/>
+                <w:iCs/>
+                <w:color w:val="555555"/>
+                <w:sz w:val="20"/>
+                <w:szCs w:val="20"/>
+              </w:rPr>
+              <w:t xml:space="preserve">→ Teacher circulates — offer hints, check for understanding.</w:t>
             </w:r>
           </w:p>
         </w:tc>
@@ -493,9 +1241,9 @@
               <w:right w:val="single" w:color="CCCCCC" w:sz="1"/>
             </w:tcBorders>
             <w:tcMar>
-              <w:top w:type="dxa" w:w="60"/>
+              <w:top w:type="dxa" w:w="80"/>
               <w:left w:type="dxa" w:w="120"/>
-              <w:bottom w:type="dxa" w:w="60"/>
+              <w:bottom w:type="dxa" w:w="80"/>
               <w:right w:type="dxa" w:w="120"/>
             </w:tcMar>
           </w:tcPr>
@@ -522,20 +1270,90 @@
               <w:right w:val="single" w:color="CCCCCC" w:sz="1"/>
             </w:tcBorders>
             <w:tcMar>
-              <w:top w:type="dxa" w:w="60"/>
+              <w:top w:type="dxa" w:w="80"/>
               <w:left w:type="dxa" w:w="120"/>
-              <w:bottom w:type="dxa" w:w="60"/>
+              <w:bottom w:type="dxa" w:w="80"/>
               <w:right w:type="dxa" w:w="120"/>
             </w:tcMar>
           </w:tcPr>
           <w:p>
-            <w:r>
-              <w:rPr>
-                <w:rFonts w:ascii="Arial" w:cs="Arial" w:eastAsia="Arial" w:hAnsi="Arial"/>
-                <w:sz w:val="20"/>
-                <w:szCs w:val="20"/>
+            <w:pPr>
+              <w:spacing w:after="80" w:before="80"/>
+            </w:pPr>
+            <w:r>
+              <w:rPr>
+                <w:rFonts w:ascii="Arial" w:cs="Arial" w:eastAsia="Arial" w:hAnsi="Arial"/>
+                <w:b/>
+                <w:bCs/>
+                <w:i w:val="false"/>
+                <w:iCs w:val="false"/>
+                <w:color w:val="000000"/>
+                <w:sz w:val="22"/>
+                <w:szCs w:val="22"/>
               </w:rPr>
               <w:t xml:space="preserve">Exit Ticket / Wrap-Up</w:t>
+            </w:r>
+            <w:r>
+              <w:rPr>
+                <w:rFonts w:ascii="Arial" w:cs="Arial" w:eastAsia="Arial" w:hAnsi="Arial"/>
+                <w:sz w:val="20"/>
+                <w:szCs w:val="20"/>
+              </w:rPr>
+              <w:br/>
+              <w:t xml:space="preserve"/>
+            </w:r>
+            <w:r>
+              <w:rPr>
+                <w:rFonts w:ascii="Arial" w:cs="Arial" w:eastAsia="Arial" w:hAnsi="Arial"/>
+                <w:sz w:val="20"/>
+                <w:szCs w:val="20"/>
+              </w:rPr>
+              <w:br/>
+              <w:t xml:space="preserve"/>
+            </w:r>
+            <w:r>
+              <w:rPr>
+                <w:rFonts w:ascii="Arial" w:cs="Arial" w:eastAsia="Arial" w:hAnsi="Arial"/>
+                <w:b w:val="false"/>
+                <w:bCs w:val="false"/>
+                <w:i w:val="false"/>
+                <w:iCs w:val="false"/>
+                <w:color w:val="000000"/>
+                <w:sz w:val="20"/>
+                <w:szCs w:val="20"/>
+              </w:rPr>
+              <w:t xml:space="preserve">Quick Check: Identify and fix off-by-one errors and infinite loops?</w:t>
+            </w:r>
+            <w:r>
+              <w:rPr>
+                <w:rFonts w:ascii="Arial" w:cs="Arial" w:eastAsia="Arial" w:hAnsi="Arial"/>
+                <w:sz w:val="20"/>
+                <w:szCs w:val="20"/>
+              </w:rPr>
+              <w:br/>
+              <w:t xml:space="preserve"/>
+            </w:r>
+            <w:r>
+              <w:rPr>
+                <w:rFonts w:ascii="Arial" w:cs="Arial" w:eastAsia="Arial" w:hAnsi="Arial"/>
+                <w:sz w:val="20"/>
+                <w:szCs w:val="20"/>
+              </w:rPr>
+              <w:br/>
+              <w:t xml:space="preserve"/>
+            </w:r>
+            <w:r>
+              <w:rPr>
+                <w:rFonts w:ascii="Arial" w:cs="Arial" w:eastAsia="Arial" w:hAnsi="Arial"/>
+                <w:b w:val="false"/>
+                <w:bCs w:val="false"/>
+                <w:i/>
+                <w:iCs/>
+                <w:color w:val="555555"/>
+                <w:sz w:val="20"/>
+                <w:szCs w:val="20"/>
+              </w:rPr>
+              <w:t xml:space="preserve">→ 3–2–1: Name 3 things learned, 2 new vocab words, 1 question you still have.</w:t>
             </w:r>
           </w:p>
         </w:tc>
@@ -737,32 +1555,6 @@
                 <w:sz w:val="18"/>
                 <w:szCs w:val="18"/>
               </w:rPr>
-              <w:t xml:space="preserve"># OFF-BY-ONE ERROR 1: Loop stops too early</w:t>
-            </w:r>
-          </w:p>
-          <w:p>
-            <w:pPr>
-              <w:spacing w:after="20"/>
-            </w:pPr>
-            <w:r>
-              <w:rPr>
-                <w:rFonts w:ascii="Courier New" w:cs="Courier New" w:eastAsia="Courier New" w:hAnsi="Courier New"/>
-                <w:sz w:val="18"/>
-                <w:szCs w:val="18"/>
-              </w:rPr>
-              <w:t xml:space="preserve"># Goal: Print 1 through 10</w:t>
-            </w:r>
-          </w:p>
-          <w:p>
-            <w:pPr>
-              <w:spacing w:after="20"/>
-            </w:pPr>
-            <w:r>
-              <w:rPr>
-                <w:rFonts w:ascii="Courier New" w:cs="Courier New" w:eastAsia="Courier New" w:hAnsi="Courier New"/>
-                <w:sz w:val="18"/>
-                <w:szCs w:val="18"/>
-              </w:rPr>
               <w:t xml:space="preserve">for i in range(1, 10):  # Bug: goes 1-9, not 1-10</w:t>
             </w:r>
           </w:p>
@@ -789,7 +1581,7 @@
                 <w:sz w:val="18"/>
                 <w:szCs w:val="18"/>
               </w:rPr>
-              <w:t xml:space="preserve"># Fixed:</w:t>
+              <w:t xml:space="preserve"> </w:t>
             </w:r>
           </w:p>
           <w:p>
@@ -828,7 +1620,7 @@
                 <w:sz w:val="18"/>
                 <w:szCs w:val="18"/>
               </w:rPr>
-              <w:t xml:space="preserve"># OFF-BY-ONE ERROR 2: List indexing</w:t>
+              <w:t xml:space="preserve"> </w:t>
             </w:r>
           </w:p>
           <w:p>
@@ -880,7 +1672,7 @@
                 <w:sz w:val="18"/>
                 <w:szCs w:val="18"/>
               </w:rPr>
-              <w:t xml:space="preserve"># Fixed:</w:t>
+              <w:t xml:space="preserve"> </w:t>
             </w:r>
           </w:p>
           <w:p>
@@ -919,7 +1711,7 @@
                 <w:sz w:val="18"/>
                 <w:szCs w:val="18"/>
               </w:rPr>
-              <w:t xml:space="preserve"># INFINITE LOOP: Condition never becomes false</w:t>
+              <w:t xml:space="preserve"> </w:t>
             </w:r>
           </w:p>
           <w:p>
@@ -984,7 +1776,7 @@
                 <w:sz w:val="18"/>
                 <w:szCs w:val="18"/>
               </w:rPr>
-              <w:t xml:space="preserve"># Fixed:</w:t>
+              <w:t xml:space="preserve"> </w:t>
             </w:r>
           </w:p>
           <w:p>
@@ -1062,7 +1854,7 @@
                 <w:sz w:val="18"/>
                 <w:szCs w:val="18"/>
               </w:rPr>
-              <w:t xml:space="preserve"># INFINITE LOOP with input (but this one is OK)</w:t>
+              <w:t xml:space="preserve"> </w:t>
             </w:r>
           </w:p>
           <w:p>
@@ -1128,19 +1920,6 @@
                 <w:szCs w:val="18"/>
               </w:rPr>
               <w:t xml:space="preserve">    print("Continuing...")</w:t>
-            </w:r>
-          </w:p>
-          <w:p>
-            <w:pPr>
-              <w:spacing w:after="20"/>
-            </w:pPr>
-            <w:r>
-              <w:rPr>
-                <w:rFonts w:ascii="Courier New" w:cs="Courier New" w:eastAsia="Courier New" w:hAnsi="Courier New"/>
-                <w:sz w:val="18"/>
-                <w:szCs w:val="18"/>
-              </w:rPr>
-              <w:t xml:space="preserve"># This is OKAY if there's a break statement</w:t>
             </w:r>
           </w:p>
         </w:tc>
@@ -1194,19 +1973,6 @@
                 <w:sz w:val="18"/>
                 <w:szCs w:val="18"/>
               </w:rPr>
-              <w:t xml:space="preserve"># Goal: Print the first 5 numbers in a list</w:t>
-            </w:r>
-          </w:p>
-          <w:p>
-            <w:pPr>
-              <w:spacing w:after="20"/>
-            </w:pPr>
-            <w:r>
-              <w:rPr>
-                <w:rFonts w:ascii="Courier New" w:cs="Courier New" w:eastAsia="Courier New" w:hAnsi="Courier New"/>
-                <w:sz w:val="18"/>
-                <w:szCs w:val="18"/>
-              </w:rPr>
               <w:t xml:space="preserve">my_list = [10, 20, 30, 40, 50, 60, 70]</w:t>
             </w:r>
           </w:p>
@@ -1287,19 +2053,6 @@
                 <w:sz w:val="18"/>
                 <w:szCs w:val="18"/>
               </w:rPr>
-              <w:t xml:space="preserve"># Goal: Print numbers 1 through 5</w:t>
-            </w:r>
-          </w:p>
-          <w:p>
-            <w:pPr>
-              <w:spacing w:after="20"/>
-            </w:pPr>
-            <w:r>
-              <w:rPr>
-                <w:rFonts w:ascii="Courier New" w:cs="Courier New" w:eastAsia="Courier New" w:hAnsi="Courier New"/>
-                <w:sz w:val="18"/>
-                <w:szCs w:val="18"/>
-              </w:rPr>
               <w:t xml:space="preserve">for i in range(5):</w:t>
             </w:r>
           </w:p>
@@ -1607,19 +2360,6 @@
                 <w:sz w:val="18"/>
                 <w:szCs w:val="18"/>
               </w:rPr>
-              <w:t xml:space="preserve"># Working version (your original)</w:t>
-            </w:r>
-          </w:p>
-          <w:p>
-            <w:pPr>
-              <w:spacing w:after="20"/>
-            </w:pPr>
-            <w:r>
-              <w:rPr>
-                <w:rFonts w:ascii="Courier New" w:cs="Courier New" w:eastAsia="Courier New" w:hAnsi="Courier New"/>
-                <w:sz w:val="18"/>
-                <w:szCs w:val="18"/>
-              </w:rPr>
               <w:t xml:space="preserve">password = input("Enter password: ")</w:t>
             </w:r>
           </w:p>
@@ -1685,7 +2425,7 @@
                 <w:sz w:val="18"/>
                 <w:szCs w:val="18"/>
               </w:rPr>
-              <w:t xml:space="preserve"># Infinite loop version:</w:t>
+              <w:t xml:space="preserve"> </w:t>
             </w:r>
           </w:p>
           <w:p>
@@ -1791,19 +2531,6 @@
                 <w:sz w:val="18"/>
                 <w:szCs w:val="18"/>
               </w:rPr>
-              <w:t xml:space="preserve"># This code is already correct!</w:t>
-            </w:r>
-          </w:p>
-          <w:p>
-            <w:pPr>
-              <w:spacing w:after="20"/>
-            </w:pPr>
-            <w:r>
-              <w:rPr>
-                <w:rFonts w:ascii="Courier New" w:cs="Courier New" w:eastAsia="Courier New" w:hAnsi="Courier New"/>
-                <w:sz w:val="18"/>
-                <w:szCs w:val="18"/>
-              </w:rPr>
               <w:t xml:space="preserve">for num in range(2, 20):</w:t>
             </w:r>
           </w:p>
@@ -1831,19 +2558,6 @@
                 <w:szCs w:val="18"/>
               </w:rPr>
               <w:t xml:space="preserve">        print(num)</w:t>
-            </w:r>
-          </w:p>
-          <w:p>
-            <w:pPr>
-              <w:spacing w:after="20"/>
-            </w:pPr>
-            <w:r>
-              <w:rPr>
-                <w:rFonts w:ascii="Courier New" w:cs="Courier New" w:eastAsia="Courier New" w:hAnsi="Courier New"/>
-                <w:sz w:val="18"/>
-                <w:szCs w:val="18"/>
-              </w:rPr>
-              <w:t xml:space="preserve"># Prints: 2, 4, 6, 8, 10, 12, 14, 16, 18</w:t>
             </w:r>
           </w:p>
         </w:tc>
@@ -1989,76 +2703,7 @@
           <w:sz w:val="20"/>
           <w:szCs w:val="20"/>
         </w:rPr>
-        <w:t xml:space="preserve">Challenge: Debug this program that should print only even numbers 2 through 20: &lt;details&gt; &lt;summary&gt;✅ Sample Answers&lt;/summary&gt;</w:t>
-      </w:r>
-    </w:p>
-    <w:p>
-      <w:pPr>
-        <w:spacing w:after="80"/>
-      </w:pPr>
-      <w:r>
-        <w:rPr>
-          <w:rFonts w:ascii="Arial" w:cs="Arial" w:eastAsia="Arial" w:hAnsi="Arial"/>
-          <w:b/>
-          <w:bCs/>
-          <w:sz w:val="20"/>
-          <w:szCs w:val="20"/>
-        </w:rPr>
-        <w:t xml:space="preserve">Problem 4: </w:t>
-      </w:r>
-      <w:r>
-        <w:rPr>
-          <w:rFonts w:ascii="Arial" w:cs="Arial" w:eastAsia="Arial" w:hAnsi="Arial"/>
-          <w:sz w:val="20"/>
-          <w:szCs w:val="20"/>
-        </w:rPr>
-        <w:t xml:space="preserve">:</w:t>
-      </w:r>
-    </w:p>
-    <w:p>
-      <w:pPr>
-        <w:spacing w:after="80"/>
-      </w:pPr>
-      <w:r>
-        <w:rPr>
-          <w:rFonts w:ascii="Arial" w:cs="Arial" w:eastAsia="Arial" w:hAnsi="Arial"/>
-          <w:b/>
-          <w:bCs/>
-          <w:sz w:val="20"/>
-          <w:szCs w:val="20"/>
-        </w:rPr>
-        <w:t xml:space="preserve">Problem 5: </w:t>
-      </w:r>
-      <w:r>
-        <w:rPr>
-          <w:rFonts w:ascii="Arial" w:cs="Arial" w:eastAsia="Arial" w:hAnsi="Arial"/>
-          <w:sz w:val="20"/>
-          <w:szCs w:val="20"/>
-        </w:rPr>
-        <w:t xml:space="preserve">:</w:t>
-      </w:r>
-    </w:p>
-    <w:p>
-      <w:pPr>
-        <w:spacing w:after="80"/>
-      </w:pPr>
-      <w:r>
-        <w:rPr>
-          <w:rFonts w:ascii="Arial" w:cs="Arial" w:eastAsia="Arial" w:hAnsi="Arial"/>
-          <w:b/>
-          <w:bCs/>
-          <w:sz w:val="20"/>
-          <w:szCs w:val="20"/>
-        </w:rPr>
-        <w:t xml:space="preserve">Problem 6: </w:t>
-      </w:r>
-      <w:r>
-        <w:rPr>
-          <w:rFonts w:ascii="Arial" w:cs="Arial" w:eastAsia="Arial" w:hAnsi="Arial"/>
-          <w:sz w:val="20"/>
-          <w:szCs w:val="20"/>
-        </w:rPr>
-        <w:t xml:space="preserve">: &lt;/details&gt; ---</w:t>
+        <w:t xml:space="preserve">Challenge: Debug this program that should print only even numbers 2 through 20: ---</w:t>
       </w:r>
     </w:p>
     <w:p>

--- a/Coding 1 - year/Unit 6 - Debugging and Documentation/Daily Lesson Plans/Word/Day 128.docx
+++ b/Coding 1 - year/Unit 6 - Debugging and Documentation/Daily Lesson Plans/Word/Day 128.docx
@@ -380,7 +380,7 @@
                 <w:sz w:val="20"/>
                 <w:szCs w:val="20"/>
               </w:rPr>
-              <w:t xml:space="preserve">    Can you identify and fix off-by-one errors and infinite loops?</w:t>
+              <w:t xml:space="preserve">    Look at the examples on the board. Can you spot which ones show and fix off-by-one errors and infinite loops? What clues helped you decide?</w:t>
             </w:r>
             <w:r>
               <w:rPr>
@@ -477,7 +477,7 @@
                 <w:sz w:val="20"/>
                 <w:szCs w:val="20"/>
               </w:rPr>
-              <w:t xml:space="preserve">Today's Goal: By the end of class you will be able to identify and fix off-by-one errors and infinite loops.</w:t>
+              <w:t xml:space="preserve">Today’s Goal: By the end of class you will be able to identify and fix off-by-one errors and infinite loops.</w:t>
             </w:r>
             <w:r>
               <w:rPr>
@@ -1322,7 +1322,7 @@
                 <w:sz w:val="20"/>
                 <w:szCs w:val="20"/>
               </w:rPr>
-              <w:t xml:space="preserve">Quick Check: Identify and fix off-by-one errors and infinite loops?</w:t>
+              <w:t xml:space="preserve">Define and fix off-by-one errors in your own words and give one example of how it's used in code.</w:t>
             </w:r>
             <w:r>
               <w:rPr>
